--- a/metaanalysis/conference_submissions/iceel/cover_letter.docx
+++ b/metaanalysis/conference_submissions/iceel/cover_letter.docx
@@ -164,7 +164,7 @@
         <w:pStyle w:val="FirstParagraph"/>
       </w:pPr>
       <w:r>
-        <w:t xml:space="preserve">The parent meta-analysis (Research Square preprint, DOI 10.21203/rs.3.rs-9513298/v1) reports a binary Region moderator (Asia vs non-Asia) and finds Extraversion × Region highly significant (Q_between = 46.43, p &lt; .001), with Asian samples r = −0.131 vs non-Asian r = +0.050. The within-Asia heterogeneity that produces this contrast is</w:t>
+        <w:t xml:space="preserve">The parent meta-analysis (Research Square preprint, DOI 10.21203/rs.3.rs-9513298/v1) reports a binary Region moderator (Asia vs non-Asia) and finds Extraversion × Region highly significant (Q_between = 46.43, p &lt; .001), with Asian r = −0.131 vs non-Asian r = +0.050. The within-Asia heterogeneity that produces this contrast is</w:t>
       </w:r>
       <w:r>
         <w:t xml:space="preserve"> </w:t>
@@ -188,7 +188,15 @@
         <w:pStyle w:val="BodyText"/>
       </w:pPr>
       <w:r>
-        <w:t xml:space="preserve">The present ICEEL paper attaches</w:t>
+        <w:t xml:space="preserve">The present ICEEL paper tests, in the Asian subset (k = 2 with extractable Pearson r: A-28 Yu, China; A-31 Rivers, Japan; plus A-25 Tokiwa, Japan, in narrative synthesis), whether the observed Big Five — outcome direction in Japan studies matches the directions Hofstede &amp; McCrae (2004) predict from Japan’s dimensional profile (PDI = 54, IDV = 46, MAS = 95, UAI = 92). With k = 2, the Hofstede meta-regression has zero residual degrees of freedom; slopes are reported as descriptive direction-finders only.</w:t>
+      </w:r>
+    </w:p>
+    <w:p>
+      <w:pPr>
+        <w:pStyle w:val="BodyText"/>
+      </w:pPr>
+      <w:r>
+        <w:t xml:space="preserve">The headline analytic result is a</w:t>
       </w:r>
       <w:r>
         <w:t xml:space="preserve"> </w:t>
@@ -198,13 +206,10 @@
           <w:bCs/>
           <w:b/>
         </w:rPr>
-        <w:t xml:space="preserve">Hofstede 6-D country-level cultural-dimensions scores</w:t>
-      </w:r>
-      <w:r>
-        <w:t xml:space="preserve"> </w:t>
-      </w:r>
-      <w:r>
-        <w:t xml:space="preserve">(Power Distance, Individualism, Masculinity, Uncertainty Avoidance, Long-Term Orientation, Indulgence; values from Hofstede Insights 2024) to each Asian primary-pool study and meta-regresses the Big Five – achievement correlations on each dimension within the Asian subset. With k = 2 Asian primary-pool studies contributing extractable r per trait (A-28 Yu, China; A-31 Rivers, Japan), the meta-regression has zero residual degrees of freedom; slopes are therefore reported as</w:t>
+        <w:t xml:space="preserve">3-of-5 trait direction-match against Hofstede &amp; McCrae (2004) predictions</w:t>
+      </w:r>
+      <w:r>
+        <w:t xml:space="preserve">, with the most striking matching trait being</w:t>
       </w:r>
       <w:r>
         <w:t xml:space="preserve"> </w:t>
@@ -214,18 +219,29 @@
           <w:bCs/>
           <w:b/>
         </w:rPr>
-        <w:t xml:space="preserve">descriptive direction-finders only</w:t>
-      </w:r>
-      <w:r>
-        <w:t xml:space="preserve">, not as confirmatory tests. The paper is transparent about this k-limitation throughout.</w:t>
-      </w:r>
-    </w:p>
-    <w:p>
-      <w:pPr>
-        <w:pStyle w:val="BodyText"/>
-      </w:pPr>
-      <w:r>
-        <w:t xml:space="preserve">The paper concludes with a</w:t>
+        <w:t xml:space="preserve">Neuroticism positive</w:t>
+      </w:r>
+      <w:r>
+        <w:t xml:space="preserve"> </w:t>
+      </w:r>
+      <w:r>
+        <w:t xml:space="preserve">in</w:t>
+      </w:r>
+      <w:r>
+        <w:t xml:space="preserve"> </w:t>
+      </w:r>
+      <w:r>
+        <w:rPr>
+          <w:iCs/>
+          <w:i/>
+        </w:rPr>
+        <w:t xml:space="preserve">both</w:t>
+      </w:r>
+      <w:r>
+        <w:t xml:space="preserve"> </w:t>
+      </w:r>
+      <w:r>
+        <w:t xml:space="preserve">Japan studies (Tokiwa Spearman ρ = +0.24 to +0.29; Rivers Pearson r = +0.107). The N+ direction is</w:t>
       </w:r>
       <w:r>
         <w:t xml:space="preserve"> </w:t>
@@ -235,10 +251,55 @@
           <w:bCs/>
           <w:b/>
         </w:rPr>
-        <w:t xml:space="preserve">focused narrative synthesis of the two Japan-based primary-pool studies</w:t>
-      </w:r>
-      <w:r>
-        <w:t xml:space="preserve">: A-25 Tokiwa (2025), a Japanese high-school StudySapuri cohort using BFI-2-J (60 items), and A-31 Rivers (2021), a Japanese undergraduate Moodle cohort using TIPI-J (10 items). The Japan focus surfaces an instrument-heterogeneity confound (BFI-2-J vs TIPI-J) that future Japan-specific syntheses cannot ignore, and informs three concrete recommendations for the Japanese ed-tech research community.</w:t>
+        <w:t xml:space="preserve">opposite</w:t>
+      </w:r>
+      <w:r>
+        <w:t xml:space="preserve"> </w:t>
+      </w:r>
+      <w:r>
+        <w:t xml:space="preserve">to the dominant Western Big Five-achievement literature (Poropat 2009; Mammadov 2022), and is doubly predicted by Japan’s very high Uncertainty Avoidance (HM04 r = .31) and very high Masculinity (HM04 r = .30). Hofstede’s (1986) educational-context characterisation of strong-UAI societies as ones in which students prefer</w:t>
+      </w:r>
+      <w:r>
+        <w:t xml:space="preserve"> </w:t>
+      </w:r>
+      <w:r>
+        <w:t xml:space="preserve">“</w:t>
+      </w:r>
+      <w:r>
+        <w:t xml:space="preserve">structured learning … rewarded for accuracy in problem solving</w:t>
+      </w:r>
+      <w:r>
+        <w:t xml:space="preserve">”</w:t>
+      </w:r>
+      <w:r>
+        <w:t xml:space="preserve"> </w:t>
+      </w:r>
+      <w:r>
+        <w:t xml:space="preserve">provides the plausible mechanism. The Conscientiousness positive and Extraversion negative directions also match HM04 predictions (PDI-C r = .43; IDV-E r = .39); the Agreeableness mismatch (predicted −, observed +) is reported as an open question about behaviour-level vs trait-level Agreeableness in collectivist online-learning contexts.</w:t>
+      </w:r>
+    </w:p>
+    <w:p>
+      <w:pPr>
+        <w:pStyle w:val="BodyText"/>
+      </w:pPr>
+      <w:r>
+        <w:t xml:space="preserve">A second-order finding is</w:t>
+      </w:r>
+      <w:r>
+        <w:t xml:space="preserve"> </w:t>
+      </w:r>
+      <w:r>
+        <w:rPr>
+          <w:bCs/>
+          <w:b/>
+        </w:rPr>
+        <w:t xml:space="preserve">instrument heterogeneity</w:t>
+      </w:r>
+      <w:r>
+        <w:t xml:space="preserve"> </w:t>
+      </w:r>
+      <w:r>
+        <w:t xml:space="preserve">between the two Japan studies (60-item BFI-2-J vs 10-item TIPI-J) as a major confound that future Japan-specific syntheses cannot ignore. The paper closes with three concrete recommendations for the Japanese ed-tech research community.</w:t>
       </w:r>
     </w:p>
     <w:bookmarkEnd w:id="20"/>
